--- a/Documentos/Entrega02/Sistemas_Operacionais/Entrega 2 SO e CN.docx
+++ b/Documentos/Entrega02/Sistemas_Operacionais/Entrega 2 SO e CN.docx
@@ -1,6 +1,6 @@
 
 <file path=word/document.xml><?xml version="1.0" encoding="utf-8"?>
-<w:document xmlns:wpc="http://schemas.microsoft.com/office/word/2010/wordprocessingCanvas" xmlns:cx="http://schemas.microsoft.com/office/drawing/2014/chartex" xmlns:cx1="http://schemas.microsoft.com/office/drawing/2015/9/8/chartex" xmlns:cx2="http://schemas.microsoft.com/office/drawing/2015/10/21/chartex" xmlns:cx3="http://schemas.microsoft.com/office/drawing/2016/5/9/chartex" xmlns:cx4="http://schemas.microsoft.com/office/drawing/2016/5/10/chartex" xmlns:cx5="http://schemas.microsoft.com/office/drawing/2016/5/11/chartex" xmlns:cx6="http://schemas.microsoft.com/office/drawing/2016/5/12/chartex" xmlns:cx7="http://schemas.microsoft.com/office/drawing/2016/5/13/chartex" xmlns:cx8="http://schemas.microsoft.com/office/drawing/2016/5/14/chartex" xmlns:mc="http://schemas.openxmlformats.org/markup-compatibility/2006" xmlns:aink="http://schemas.microsoft.com/office/drawing/2016/ink" xmlns:am3d="http://schemas.microsoft.com/office/drawing/2017/model3d" xmlns:o="urn:schemas-microsoft-com:office:office" xmlns:oel="http://schemas.microsoft.com/office/2019/extlst" xmlns:r="http://schemas.openxmlformats.org/officeDocument/2006/relationships" xmlns:m="http://schemas.openxmlformats.org/officeDocument/2006/math" xmlns:v="urn:schemas-microsoft-com:vml" xmlns:wp14="http://schemas.microsoft.com/office/word/2010/wordprocessingDrawing" xmlns:wp="http://schemas.openxmlformats.org/drawingml/2006/wordprocessingDrawing" xmlns:w10="urn:schemas-microsoft-com:office:word" xmlns:w="http://schemas.openxmlformats.org/wordprocessingml/2006/main" xmlns:w14="http://schemas.microsoft.com/office/word/2010/wordml" xmlns:w15="http://schemas.microsoft.com/office/word/2012/wordml" xmlns:w16cex="http://schemas.microsoft.com/office/word/2018/wordml/cex" xmlns:w16cid="http://schemas.microsoft.com/office/word/2016/wordml/cid" xmlns:w16="http://schemas.microsoft.com/office/word/2018/wordml" xmlns:w16du="http://schemas.microsoft.com/office/word/2023/wordml/word16du" xmlns:w16sdtdh="http://schemas.microsoft.com/office/word/2020/wordml/sdtdatahash" xmlns:w16sdtfl="http://schemas.microsoft.com/office/word/2024/wordml/sdtformatlock" xmlns:w16se="http://schemas.microsoft.com/office/word/2015/wordml/symex" xmlns:wpg="http://schemas.microsoft.com/office/word/2010/wordprocessingGroup" xmlns:wpi="http://schemas.microsoft.com/office/word/2010/wordprocessingInk" xmlns:wne="http://schemas.microsoft.com/office/word/2006/wordml" xmlns:wps="http://schemas.microsoft.com/office/word/2010/wordprocessingShape" mc:Ignorable="w14 w15 w16se w16cid w16 w16cex w16sdtdh w16sdtfl w16du wp14">
+<w:document xmlns:wpc="http://schemas.microsoft.com/office/word/2010/wordprocessingCanvas" xmlns:cx="http://schemas.microsoft.com/office/drawing/2014/chartex" xmlns:cx1="http://schemas.microsoft.com/office/drawing/2015/9/8/chartex" xmlns:cx2="http://schemas.microsoft.com/office/drawing/2015/10/21/chartex" xmlns:cx3="http://schemas.microsoft.com/office/drawing/2016/5/9/chartex" xmlns:cx4="http://schemas.microsoft.com/office/drawing/2016/5/10/chartex" xmlns:cx5="http://schemas.microsoft.com/office/drawing/2016/5/11/chartex" xmlns:cx6="http://schemas.microsoft.com/office/drawing/2016/5/12/chartex" xmlns:cx7="http://schemas.microsoft.com/office/drawing/2016/5/13/chartex" xmlns:cx8="http://schemas.microsoft.com/office/drawing/2016/5/14/chartex" xmlns:mc="http://schemas.openxmlformats.org/markup-compatibility/2006" xmlns:aink="http://schemas.microsoft.com/office/drawing/2016/ink" xmlns:am3d="http://schemas.microsoft.com/office/drawing/2017/model3d" xmlns:o="urn:schemas-microsoft-com:office:office" xmlns:r="http://schemas.openxmlformats.org/officeDocument/2006/relationships" xmlns:m="http://schemas.openxmlformats.org/officeDocument/2006/math" xmlns:v="urn:schemas-microsoft-com:vml" xmlns:wp14="http://schemas.microsoft.com/office/word/2010/wordprocessingDrawing" xmlns:wp="http://schemas.openxmlformats.org/drawingml/2006/wordprocessingDrawing" xmlns:w10="urn:schemas-microsoft-com:office:word" xmlns:w="http://schemas.openxmlformats.org/wordprocessingml/2006/main" xmlns:w14="http://schemas.microsoft.com/office/word/2010/wordml" xmlns:w15="http://schemas.microsoft.com/office/word/2012/wordml" xmlns:w16cid="http://schemas.microsoft.com/office/word/2016/wordml/cid" xmlns:w16se="http://schemas.microsoft.com/office/word/2015/wordml/symex" xmlns:wpg="http://schemas.microsoft.com/office/word/2010/wordprocessingGroup" xmlns:wpi="http://schemas.microsoft.com/office/word/2010/wordprocessingInk" xmlns:wne="http://schemas.microsoft.com/office/word/2006/wordml" xmlns:wps="http://schemas.microsoft.com/office/word/2010/wordprocessingShape" mc:Ignorable="w14 w15 w16se w16cid wp14">
   <w:body>
     <w:p>
       <w:pPr>
@@ -237,7 +237,15 @@
           <w:sz w:val="24"/>
           <w:szCs w:val="24"/>
         </w:rPr>
-        <w:t xml:space="preserve"> e um dashboard de visualização em Dash/Python. Para garantir que todos os serviços sejam executados de forma consistente e isolada, independente do ambiente, o projeto utiliza Docker como tecnologia de </w:t>
+        <w:t xml:space="preserve"> e um dashboard de visualização em Dash/Python. Para garantir que todos os serviços sejam executados de forma consistente e isolada, i</w:t>
+      </w:r>
+      <w:r>
+        <w:rPr>
+          <w:rFonts w:ascii="Arial" w:eastAsia="Arial" w:hAnsi="Arial" w:cs="Arial"/>
+          <w:sz w:val="24"/>
+          <w:szCs w:val="24"/>
+        </w:rPr>
+        <w:t xml:space="preserve">ndependente do ambiente, o projeto utiliza Docker como tecnologia de </w:t>
       </w:r>
       <w:proofErr w:type="spellStart"/>
       <w:r>
@@ -325,7 +333,17 @@
           <w:sz w:val="24"/>
           <w:szCs w:val="24"/>
         </w:rPr>
-        <w:t>ARQUITETURA DOS SERVIÇOS</w:t>
+        <w:t>AR</w:t>
+      </w:r>
+      <w:r>
+        <w:rPr>
+          <w:rFonts w:ascii="Arial" w:eastAsia="Arial" w:hAnsi="Arial" w:cs="Arial"/>
+          <w:b/>
+          <w:bCs/>
+          <w:sz w:val="24"/>
+          <w:szCs w:val="24"/>
+        </w:rPr>
+        <w:t>QUITETURA DOS SERVIÇOS</w:t>
       </w:r>
     </w:p>
     <w:p>
@@ -367,7 +385,7 @@
     </w:p>
     <w:p>
       <w:pPr>
-        <w:pStyle w:val="ListParagraph"/>
+        <w:pStyle w:val="PargrafodaLista"/>
         <w:numPr>
           <w:ilvl w:val="0"/>
           <w:numId w:val="2"/>
@@ -395,7 +413,7 @@
     </w:p>
     <w:p>
       <w:pPr>
-        <w:pStyle w:val="ListParagraph"/>
+        <w:pStyle w:val="PargrafodaLista"/>
         <w:numPr>
           <w:ilvl w:val="0"/>
           <w:numId w:val="2"/>
@@ -459,7 +477,7 @@
     </w:p>
     <w:p>
       <w:pPr>
-        <w:pStyle w:val="ListParagraph"/>
+        <w:pStyle w:val="PargrafodaLista"/>
         <w:numPr>
           <w:ilvl w:val="0"/>
           <w:numId w:val="2"/>
@@ -472,7 +490,15 @@
           <w:sz w:val="24"/>
           <w:szCs w:val="24"/>
         </w:rPr>
-        <w:t>dashboard — aplicação Dash/Python, exposta na porta 8050</w:t>
+        <w:t>dashboard — aplica</w:t>
+      </w:r>
+      <w:r>
+        <w:rPr>
+          <w:rFonts w:ascii="Arial" w:eastAsia="Arial" w:hAnsi="Arial" w:cs="Arial"/>
+          <w:sz w:val="24"/>
+          <w:szCs w:val="24"/>
+        </w:rPr>
+        <w:t>ção Dash/Python, exposta na porta 8050</w:t>
       </w:r>
     </w:p>
     <w:p>
@@ -586,7 +612,7 @@
               </wp:anchor>
             </w:drawing>
           </mc:Choice>
-          <mc:Fallback>
+          <mc:Fallback xmlns:w16sdtfl="http://schemas.microsoft.com/office/word/2024/wordml/sdtformatlock" xmlns:w16sdtdh="http://schemas.microsoft.com/office/word/2020/wordml/sdtdatahash" xmlns:w16du="http://schemas.microsoft.com/office/word/2023/wordml/word16du" xmlns:w16="http://schemas.microsoft.com/office/word/2018/wordml" xmlns:w16cex="http://schemas.microsoft.com/office/word/2018/wordml/cex" xmlns:oel="http://schemas.microsoft.com/office/2019/extlst">
             <w:pict>
               <v:shapetype w14:anchorId="0FFAF996" id="_x0000_t75" coordsize="21600,21600" o:spt="75" o:preferrelative="t" path="m@4@5l@4@11@9@11@9@5xe" filled="f" stroked="f">
                 <v:stroke joinstyle="miter"/>
@@ -689,7 +715,7 @@
               </wp:anchor>
             </w:drawing>
           </mc:Choice>
-          <mc:Fallback>
+          <mc:Fallback xmlns:w16sdtfl="http://schemas.microsoft.com/office/word/2024/wordml/sdtformatlock" xmlns:w16sdtdh="http://schemas.microsoft.com/office/word/2020/wordml/sdtdatahash" xmlns:w16du="http://schemas.microsoft.com/office/word/2023/wordml/word16du" xmlns:w16="http://schemas.microsoft.com/office/word/2018/wordml" xmlns:w16cex="http://schemas.microsoft.com/office/word/2018/wordml/cex" xmlns:oel="http://schemas.microsoft.com/office/2019/extlst">
             <w:pict>
               <v:rect w14:anchorId="31CA4822" id="Rectangle 16" o:spid="_x0000_s1026" style="position:absolute;margin-left:29.5pt;margin-top:2.35pt;width:28.35pt;height:0;z-index:251662336;visibility:visible;mso-wrap-style:square;mso-wrap-distance-left:9pt;mso-wrap-distance-top:0;mso-wrap-distance-right:9pt;mso-wrap-distance-bottom:0;mso-position-horizontal:absolute;mso-position-horizontal-relative:text;mso-position-vertical:absolute;mso-position-vertical-relative:text;v-text-anchor:middle" o:gfxdata="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" fillcolor="black" strokeweight=".35mm">
                 <v:fill opacity="3341f"/>
@@ -744,7 +770,7 @@
               </wp:anchor>
             </w:drawing>
           </mc:Choice>
-          <mc:Fallback>
+          <mc:Fallback xmlns:w16sdtfl="http://schemas.microsoft.com/office/word/2024/wordml/sdtformatlock" xmlns:w16sdtdh="http://schemas.microsoft.com/office/word/2020/wordml/sdtdatahash" xmlns:w16du="http://schemas.microsoft.com/office/word/2023/wordml/word16du" xmlns:w16="http://schemas.microsoft.com/office/word/2018/wordml" xmlns:w16cex="http://schemas.microsoft.com/office/word/2018/wordml/cex" xmlns:oel="http://schemas.microsoft.com/office/2019/extlst">
             <w:pict>
               <v:shape w14:anchorId="695569C3" id="Ink 6" o:spid="_x0000_s1026" type="#_x0000_t75" style="position:absolute;margin-left:27.25pt;margin-top:.9pt;width:31.05pt;height:5.8pt;z-index:251660288;visibility:visible;mso-wrap-style:square;mso-width-percent:0;mso-height-percent:0;mso-wrap-distance-left:9pt;mso-wrap-distance-top:0;mso-wrap-distance-right:9pt;mso-wrap-distance-bottom:0;mso-position-horizontal:absolute;mso-position-horizontal-relative:text;mso-position-vertical:absolute;mso-position-vertical-relative:text;mso-width-percent:0;mso-height-percent:0;mso-width-relative:margin;mso-height-relative:margin" o:gfxdata="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">
                 <v:imagedata r:id="rId10" o:title=""/>
@@ -802,16 +828,145 @@
       <w:pPr>
         <w:spacing w:before="60" w:after="240"/>
         <w:jc w:val="center"/>
-      </w:pPr>
-      <w:r>
         <w:rPr>
           <w:rFonts w:ascii="Arial" w:eastAsia="Arial" w:hAnsi="Arial" w:cs="Arial"/>
           <w:i/>
           <w:iCs/>
           <w:color w:val="555555"/>
         </w:rPr>
+      </w:pPr>
+      <w:r>
+        <w:rPr>
+          <w:rFonts w:ascii="Arial" w:eastAsia="Arial" w:hAnsi="Arial" w:cs="Arial"/>
+          <w:i/>
+          <w:iCs/>
+          <w:color w:val="555555"/>
+        </w:rPr>
         <w:t>Figura 1 – Containers em execução na instância EC2</w:t>
       </w:r>
+    </w:p>
+    <w:p>
+      <w:pPr>
+        <w:spacing w:before="60" w:after="240"/>
+        <w:jc w:val="center"/>
+      </w:pPr>
+      <w:bookmarkStart w:id="0" w:name="_GoBack"/>
+      <w:r>
+        <w:lastRenderedPageBreak/>
+        <w:drawing>
+          <wp:inline distT="0" distB="0" distL="0" distR="0" wp14:anchorId="1126EA22" wp14:editId="2543F0F7">
+            <wp:extent cx="5760720" cy="605155"/>
+            <wp:effectExtent l="0" t="0" r="0" b="4445"/>
+            <wp:docPr id="1" name="Imagem 1"/>
+            <wp:cNvGraphicFramePr>
+              <a:graphicFrameLocks xmlns:a="http://schemas.openxmlformats.org/drawingml/2006/main" noChangeAspect="1"/>
+            </wp:cNvGraphicFramePr>
+            <a:graphic xmlns:a="http://schemas.openxmlformats.org/drawingml/2006/main">
+              <a:graphicData uri="http://schemas.openxmlformats.org/drawingml/2006/picture">
+                <pic:pic xmlns:pic="http://schemas.openxmlformats.org/drawingml/2006/picture">
+                  <pic:nvPicPr>
+                    <pic:cNvPr id="1" name=""/>
+                    <pic:cNvPicPr/>
+                  </pic:nvPicPr>
+                  <pic:blipFill>
+                    <a:blip r:embed="rId12"/>
+                    <a:stretch>
+                      <a:fillRect/>
+                    </a:stretch>
+                  </pic:blipFill>
+                  <pic:spPr>
+                    <a:xfrm>
+                      <a:off x="0" y="0"/>
+                      <a:ext cx="5760720" cy="605155"/>
+                    </a:xfrm>
+                    <a:prstGeom prst="rect">
+                      <a:avLst/>
+                    </a:prstGeom>
+                  </pic:spPr>
+                </pic:pic>
+              </a:graphicData>
+            </a:graphic>
+          </wp:inline>
+        </w:drawing>
+      </w:r>
+      <w:bookmarkEnd w:id="0"/>
+    </w:p>
+    <w:p>
+      <w:pPr>
+        <w:spacing w:before="60" w:after="240"/>
+        <w:jc w:val="center"/>
+      </w:pPr>
+      <w:r>
+        <w:rPr>
+          <w:rFonts w:ascii="Arial" w:eastAsia="Arial" w:hAnsi="Arial" w:cs="Arial"/>
+          <w:i/>
+          <w:iCs/>
+          <w:color w:val="555555"/>
+        </w:rPr>
+        <w:t xml:space="preserve">Figura </w:t>
+      </w:r>
+      <w:r>
+        <w:rPr>
+          <w:rFonts w:ascii="Arial" w:eastAsia="Arial" w:hAnsi="Arial" w:cs="Arial"/>
+          <w:i/>
+          <w:iCs/>
+          <w:color w:val="555555"/>
+        </w:rPr>
+        <w:t>2</w:t>
+      </w:r>
+      <w:r>
+        <w:rPr>
+          <w:rFonts w:ascii="Arial" w:eastAsia="Arial" w:hAnsi="Arial" w:cs="Arial"/>
+          <w:i/>
+          <w:iCs/>
+          <w:color w:val="555555"/>
+        </w:rPr>
+        <w:t xml:space="preserve"> –</w:t>
+      </w:r>
+      <w:r>
+        <w:rPr>
+          <w:rFonts w:ascii="Arial" w:eastAsia="Arial" w:hAnsi="Arial" w:cs="Arial"/>
+          <w:i/>
+          <w:iCs/>
+          <w:color w:val="555555"/>
+        </w:rPr>
+        <w:t xml:space="preserve"> </w:t>
+      </w:r>
+      <w:proofErr w:type="spellStart"/>
+      <w:r>
+        <w:rPr>
+          <w:rFonts w:ascii="Arial" w:eastAsia="Arial" w:hAnsi="Arial" w:cs="Arial"/>
+          <w:i/>
+          <w:iCs/>
+          <w:color w:val="555555"/>
+        </w:rPr>
+        <w:t>Images</w:t>
+      </w:r>
+      <w:proofErr w:type="spellEnd"/>
+      <w:r>
+        <w:rPr>
+          <w:rFonts w:ascii="Arial" w:eastAsia="Arial" w:hAnsi="Arial" w:cs="Arial"/>
+          <w:i/>
+          <w:iCs/>
+          <w:color w:val="555555"/>
+        </w:rPr>
+        <w:t xml:space="preserve"> na </w:t>
+      </w:r>
+      <w:r>
+        <w:rPr>
+          <w:rFonts w:ascii="Arial" w:eastAsia="Arial" w:hAnsi="Arial" w:cs="Arial"/>
+          <w:i/>
+          <w:iCs/>
+          <w:color w:val="555555"/>
+        </w:rPr>
+        <w:t>instância EC2</w:t>
+      </w:r>
+    </w:p>
+    <w:p>
+      <w:pPr>
+        <w:spacing w:before="60" w:after="240"/>
+        <w:jc w:val="center"/>
+      </w:pPr>
     </w:p>
     <w:p>
       <w:pPr>
@@ -830,7 +985,6 @@
           <w:sz w:val="24"/>
           <w:szCs w:val="24"/>
         </w:rPr>
-        <w:lastRenderedPageBreak/>
         <w:t>DOCKERFILES</w:t>
       </w:r>
     </w:p>
@@ -948,7 +1102,15 @@
           <w:sz w:val="24"/>
           <w:szCs w:val="24"/>
         </w:rPr>
-        <w:t xml:space="preserve"> escutando em todas as interfaces de rede.</w:t>
+        <w:t xml:space="preserve"> escutando em todas as interfaces de </w:t>
+      </w:r>
+      <w:r>
+        <w:rPr>
+          <w:rFonts w:ascii="Arial" w:eastAsia="Arial" w:hAnsi="Arial" w:cs="Arial"/>
+          <w:sz w:val="24"/>
+          <w:szCs w:val="24"/>
+        </w:rPr>
+        <w:t>rede.</w:t>
       </w:r>
     </w:p>
     <w:p>
@@ -993,7 +1155,7 @@
                     <pic:cNvPicPr/>
                   </pic:nvPicPr>
                   <pic:blipFill>
-                    <a:blip r:embed="rId12"/>
+                    <a:blip r:embed="rId13"/>
                     <a:stretch>
                       <a:fillRect/>
                     </a:stretch>
@@ -1109,7 +1271,15 @@
           <w:sz w:val="24"/>
           <w:szCs w:val="24"/>
         </w:rPr>
-        <w:t>Constrói a imagem do dashboard de visualização. Segue a mesma estrutura base, copiando as dependências antes do código-fonte para aproveitar o cache de camadas do Docker e agilizar reconstruções.</w:t>
+        <w:t xml:space="preserve">Constrói a imagem do dashboard de visualização. Segue a mesma estrutura base, copiando as dependências antes do código-fonte para aproveitar o cache de camadas do Docker e agilizar </w:t>
+      </w:r>
+      <w:r>
+        <w:rPr>
+          <w:rFonts w:ascii="Arial" w:eastAsia="Arial" w:hAnsi="Arial" w:cs="Arial"/>
+          <w:sz w:val="24"/>
+          <w:szCs w:val="24"/>
+        </w:rPr>
+        <w:t>reconstruções.</w:t>
       </w:r>
     </w:p>
     <w:p>
@@ -1131,6 +1301,7 @@
           <w:noProof/>
           <w:color w:val="555555"/>
         </w:rPr>
+        <w:lastRenderedPageBreak/>
         <w:drawing>
           <wp:inline distT="0" distB="0" distL="0" distR="0" wp14:anchorId="49A5B92B" wp14:editId="53FBF5E8">
             <wp:extent cx="4720639" cy="2567940"/>
@@ -1147,7 +1318,7 @@
                     <pic:cNvPicPr/>
                   </pic:nvPicPr>
                   <pic:blipFill>
-                    <a:blip r:embed="rId13"/>
+                    <a:blip r:embed="rId14"/>
                     <a:stretch>
                       <a:fillRect/>
                     </a:stretch>
@@ -1229,7 +1400,6 @@
           <w:sz w:val="24"/>
           <w:szCs w:val="24"/>
         </w:rPr>
-        <w:lastRenderedPageBreak/>
         <w:t xml:space="preserve">O arquivo </w:t>
       </w:r>
       <w:proofErr w:type="spellStart"/>
@@ -1258,7 +1428,7 @@
     </w:p>
     <w:p>
       <w:pPr>
-        <w:pStyle w:val="ListParagraph"/>
+        <w:pStyle w:val="PargrafodaLista"/>
         <w:numPr>
           <w:ilvl w:val="0"/>
           <w:numId w:val="2"/>
@@ -1290,7 +1460,15 @@
           <w:sz w:val="24"/>
           <w:szCs w:val="24"/>
         </w:rPr>
-        <w:t>backend</w:t>
+        <w:t>b</w:t>
+      </w:r>
+      <w:r>
+        <w:rPr>
+          <w:rFonts w:ascii="Arial" w:eastAsia="Arial" w:hAnsi="Arial" w:cs="Arial"/>
+          <w:sz w:val="24"/>
+          <w:szCs w:val="24"/>
+        </w:rPr>
+        <w:t>ackend</w:t>
       </w:r>
       <w:proofErr w:type="spellEnd"/>
       <w:r>
@@ -1304,7 +1482,7 @@
     </w:p>
     <w:p>
       <w:pPr>
-        <w:pStyle w:val="ListParagraph"/>
+        <w:pStyle w:val="PargrafodaLista"/>
         <w:numPr>
           <w:ilvl w:val="0"/>
           <w:numId w:val="2"/>
@@ -1340,7 +1518,7 @@
     </w:p>
     <w:p>
       <w:pPr>
-        <w:pStyle w:val="ListParagraph"/>
+        <w:pStyle w:val="PargrafodaLista"/>
         <w:numPr>
           <w:ilvl w:val="0"/>
           <w:numId w:val="2"/>
@@ -1376,7 +1554,7 @@
     </w:p>
     <w:p>
       <w:pPr>
-        <w:pStyle w:val="ListParagraph"/>
+        <w:pStyle w:val="PargrafodaLista"/>
         <w:numPr>
           <w:ilvl w:val="0"/>
           <w:numId w:val="2"/>
@@ -1417,12 +1595,20 @@
           <w:sz w:val="24"/>
           <w:szCs w:val="24"/>
         </w:rPr>
-        <w:t>, mantendo as credenciais fora do código</w:t>
-      </w:r>
-    </w:p>
-    <w:p>
-      <w:pPr>
-        <w:pStyle w:val="ListParagraph"/>
+        <w:t xml:space="preserve">, mantendo as credenciais fora do </w:t>
+      </w:r>
+      <w:r>
+        <w:rPr>
+          <w:rFonts w:ascii="Arial" w:eastAsia="Arial" w:hAnsi="Arial" w:cs="Arial"/>
+          <w:sz w:val="24"/>
+          <w:szCs w:val="24"/>
+        </w:rPr>
+        <w:t>código</w:t>
+      </w:r>
+    </w:p>
+    <w:p>
+      <w:pPr>
+        <w:pStyle w:val="PargrafodaLista"/>
         <w:numPr>
           <w:ilvl w:val="0"/>
           <w:numId w:val="2"/>
@@ -1506,7 +1692,7 @@
                     <pic:cNvPicPr/>
                   </pic:nvPicPr>
                   <pic:blipFill>
-                    <a:blip r:embed="rId14"/>
+                    <a:blip r:embed="rId15"/>
                     <a:stretch>
                       <a:fillRect/>
                     </a:stretch>
@@ -1546,6 +1732,7 @@
           <w:noProof/>
           <w:color w:val="555555"/>
         </w:rPr>
+        <w:lastRenderedPageBreak/>
         <w:drawing>
           <wp:inline distT="0" distB="0" distL="0" distR="0" wp14:anchorId="10CDCC36" wp14:editId="05ED6BB7">
             <wp:extent cx="4364117" cy="2575560"/>
@@ -1562,7 +1749,7 @@
                     <pic:cNvPicPr/>
                   </pic:nvPicPr>
                   <pic:blipFill>
-                    <a:blip r:embed="rId15"/>
+                    <a:blip r:embed="rId16"/>
                     <a:stretch>
                       <a:fillRect/>
                     </a:stretch>
@@ -1602,7 +1789,6 @@
           <w:noProof/>
           <w:color w:val="555555"/>
         </w:rPr>
-        <w:lastRenderedPageBreak/>
         <w:drawing>
           <wp:inline distT="0" distB="0" distL="0" distR="0" wp14:anchorId="471AC1B1" wp14:editId="1EBFAE03">
             <wp:extent cx="4602480" cy="2879594"/>
@@ -1619,7 +1805,7 @@
                     <pic:cNvPicPr/>
                   </pic:nvPicPr>
                   <pic:blipFill>
-                    <a:blip r:embed="rId16"/>
+                    <a:blip r:embed="rId17"/>
                     <a:stretch>
                       <a:fillRect/>
                     </a:stretch>
@@ -1675,7 +1861,7 @@
                     <pic:cNvPicPr/>
                   </pic:nvPicPr>
                   <pic:blipFill>
-                    <a:blip r:embed="rId17"/>
+                    <a:blip r:embed="rId18"/>
                     <a:stretch>
                       <a:fillRect/>
                     </a:stretch>
@@ -1761,7 +1947,7 @@
     </w:p>
     <w:p>
       <w:pPr>
-        <w:pStyle w:val="ListParagraph"/>
+        <w:pStyle w:val="PargrafodaLista"/>
         <w:numPr>
           <w:ilvl w:val="0"/>
           <w:numId w:val="2"/>
@@ -1797,7 +1983,7 @@
     </w:p>
     <w:p>
       <w:pPr>
-        <w:pStyle w:val="ListParagraph"/>
+        <w:pStyle w:val="PargrafodaLista"/>
         <w:numPr>
           <w:ilvl w:val="0"/>
           <w:numId w:val="2"/>
@@ -1833,7 +2019,7 @@
     </w:p>
     <w:p>
       <w:pPr>
-        <w:pStyle w:val="ListParagraph"/>
+        <w:pStyle w:val="PargrafodaLista"/>
         <w:numPr>
           <w:ilvl w:val="0"/>
           <w:numId w:val="2"/>
@@ -1846,6 +2032,7 @@
           <w:sz w:val="24"/>
           <w:szCs w:val="24"/>
         </w:rPr>
+        <w:lastRenderedPageBreak/>
         <w:t xml:space="preserve">Comunicação entre os containers dashboard e </w:t>
       </w:r>
       <w:proofErr w:type="spellStart"/>
@@ -1869,7 +2056,7 @@
     </w:p>
     <w:p>
       <w:pPr>
-        <w:pStyle w:val="ListParagraph"/>
+        <w:pStyle w:val="PargrafodaLista"/>
         <w:numPr>
           <w:ilvl w:val="0"/>
           <w:numId w:val="2"/>
@@ -1935,7 +2122,7 @@
     </w:p>
     <w:p>
       <w:pPr>
-        <w:pStyle w:val="ListParagraph"/>
+        <w:pStyle w:val="PargrafodaLista"/>
         <w:numPr>
           <w:ilvl w:val="0"/>
           <w:numId w:val="2"/>
@@ -1953,9 +2140,8 @@
           <w:szCs w:val="24"/>
           <w:lang w:val="en-US"/>
         </w:rPr>
-        <w:t>Implementação</w:t>
-      </w:r>
-      <w:proofErr w:type="spellEnd"/>
+        <w:t>Imp</w:t>
+      </w:r>
       <w:r>
         <w:rPr>
           <w:rFonts w:ascii="Arial" w:eastAsia="Arial" w:hAnsi="Arial" w:cs="Arial"/>
@@ -1963,6 +2149,16 @@
           <w:szCs w:val="24"/>
           <w:lang w:val="en-US"/>
         </w:rPr>
+        <w:t>lementação</w:t>
+      </w:r>
+      <w:proofErr w:type="spellEnd"/>
+      <w:r>
+        <w:rPr>
+          <w:rFonts w:ascii="Arial" w:eastAsia="Arial" w:hAnsi="Arial" w:cs="Arial"/>
+          <w:sz w:val="24"/>
+          <w:szCs w:val="24"/>
+          <w:lang w:val="en-US"/>
+        </w:rPr>
         <w:t xml:space="preserve"> de </w:t>
       </w:r>
       <w:proofErr w:type="spellStart"/>
@@ -1999,7 +2195,7 @@
     </w:p>
     <w:p>
       <w:pPr>
-        <w:pStyle w:val="ListParagraph"/>
+        <w:pStyle w:val="PargrafodaLista"/>
         <w:numPr>
           <w:ilvl w:val="0"/>
           <w:numId w:val="2"/>
@@ -2081,7 +2277,7 @@
     </w:p>
     <w:p>
       <w:pPr>
-        <w:pStyle w:val="ListParagraph"/>
+        <w:pStyle w:val="PargrafodaLista"/>
         <w:numPr>
           <w:ilvl w:val="0"/>
           <w:numId w:val="2"/>
@@ -2127,7 +2323,7 @@
     </w:p>
     <w:p>
       <w:pPr>
-        <w:pStyle w:val="ListParagraph"/>
+        <w:pStyle w:val="PargrafodaLista"/>
         <w:numPr>
           <w:ilvl w:val="0"/>
           <w:numId w:val="2"/>
@@ -2200,13 +2396,12 @@
           <w:sz w:val="24"/>
           <w:szCs w:val="24"/>
         </w:rPr>
-        <w:lastRenderedPageBreak/>
         <w:t>RESULTADOS OBTIDOS</w:t>
       </w:r>
     </w:p>
     <w:p>
       <w:pPr>
-        <w:pStyle w:val="ListParagraph"/>
+        <w:pStyle w:val="PargrafodaLista"/>
         <w:numPr>
           <w:ilvl w:val="0"/>
           <w:numId w:val="2"/>
@@ -2252,7 +2447,7 @@
     </w:p>
     <w:p>
       <w:pPr>
-        <w:pStyle w:val="ListParagraph"/>
+        <w:pStyle w:val="PargrafodaLista"/>
         <w:numPr>
           <w:ilvl w:val="0"/>
           <w:numId w:val="2"/>
@@ -2288,7 +2483,7 @@
     </w:p>
     <w:p>
       <w:pPr>
-        <w:pStyle w:val="ListParagraph"/>
+        <w:pStyle w:val="PargrafodaLista"/>
         <w:numPr>
           <w:ilvl w:val="0"/>
           <w:numId w:val="2"/>
@@ -2360,7 +2555,7 @@
     </w:p>
     <w:p>
       <w:pPr>
-        <w:pStyle w:val="ListParagraph"/>
+        <w:pStyle w:val="PargrafodaLista"/>
         <w:numPr>
           <w:ilvl w:val="0"/>
           <w:numId w:val="2"/>
@@ -2388,7 +2583,7 @@
     </w:p>
     <w:p>
       <w:pPr>
-        <w:pStyle w:val="ListParagraph"/>
+        <w:pStyle w:val="PargrafodaLista"/>
         <w:numPr>
           <w:ilvl w:val="0"/>
           <w:numId w:val="2"/>
@@ -2401,7 +2596,15 @@
           <w:sz w:val="24"/>
           <w:szCs w:val="24"/>
         </w:rPr>
-        <w:t>Dados do banco persistidos em volume após reinicialização dos containers</w:t>
+        <w:t>Dados do banco persistid</w:t>
+      </w:r>
+      <w:r>
+        <w:rPr>
+          <w:rFonts w:ascii="Arial" w:eastAsia="Arial" w:hAnsi="Arial" w:cs="Arial"/>
+          <w:sz w:val="24"/>
+          <w:szCs w:val="24"/>
+        </w:rPr>
+        <w:t>os em volume após reinicialização dos containers</w:t>
       </w:r>
     </w:p>
     <w:p>
@@ -2446,7 +2649,7 @@
                 <wp:cNvGraphicFramePr/>
                 <a:graphic xmlns:a="http://schemas.openxmlformats.org/drawingml/2006/main">
                   <a:graphicData uri="http://schemas.microsoft.com/office/word/2010/wordprocessingInk">
-                    <w14:contentPart bwMode="auto" r:id="rId18">
+                    <w14:contentPart bwMode="auto" r:id="rId19">
                       <w14:nvContentPartPr>
                         <w14:cNvContentPartPr/>
                       </w14:nvContentPartPr>
@@ -2463,10 +2666,10 @@
               </wp:anchor>
             </w:drawing>
           </mc:Choice>
-          <mc:Fallback>
+          <mc:Fallback xmlns:w16sdtfl="http://schemas.microsoft.com/office/word/2024/wordml/sdtformatlock" xmlns:w16sdtdh="http://schemas.microsoft.com/office/word/2020/wordml/sdtdatahash" xmlns:w16du="http://schemas.microsoft.com/office/word/2023/wordml/word16du" xmlns:w16="http://schemas.microsoft.com/office/word/2018/wordml" xmlns:w16cex="http://schemas.microsoft.com/office/word/2018/wordml/cex" xmlns:oel="http://schemas.microsoft.com/office/2019/extlst">
             <w:pict>
               <v:shape w14:anchorId="0F166F4A" id="Ink 26" o:spid="_x0000_s1026" type="#_x0000_t75" style="position:absolute;margin-left:25.75pt;margin-top:-.95pt;width:31.75pt;height:5pt;z-index:251666432;visibility:visible;mso-wrap-style:square;mso-width-percent:0;mso-wrap-distance-left:9pt;mso-wrap-distance-top:0;mso-wrap-distance-right:9pt;mso-wrap-distance-bottom:0;mso-position-horizontal:absolute;mso-position-horizontal-relative:text;mso-position-vertical:absolute;mso-position-vertical-relative:text;mso-width-percent:0;mso-width-relative:margin" o:gfxdata="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">
-                <v:imagedata r:id="rId19" o:title=""/>
+                <v:imagedata r:id="rId20" o:title=""/>
               </v:shape>
             </w:pict>
           </mc:Fallback>
@@ -2496,7 +2699,7 @@
                     <pic:cNvPicPr/>
                   </pic:nvPicPr>
                   <pic:blipFill>
-                    <a:blip r:embed="rId20"/>
+                    <a:blip r:embed="rId21"/>
                     <a:stretch>
                       <a:fillRect/>
                     </a:stretch>
@@ -2595,7 +2798,16 @@
           <w:sz w:val="24"/>
           <w:szCs w:val="24"/>
         </w:rPr>
-        <w:t>A atividade permitiu aplicar na prática os conceitos de isolamento de processos e virtualização estudados na disciplina. Com o Docker, foi possível garantir que o ambiente de desenvolvimento e o servidor em nuvem se comportem de forma idêntica, eliminando problemas de compatibilidade entre máquinas.</w:t>
+        <w:lastRenderedPageBreak/>
+        <w:t xml:space="preserve">A atividade permitiu aplicar na prática os conceitos de isolamento de processos e virtualização estudados na disciplina. Com o Docker, foi </w:t>
+      </w:r>
+      <w:r>
+        <w:rPr>
+          <w:rFonts w:ascii="Arial" w:eastAsia="Arial" w:hAnsi="Arial" w:cs="Arial"/>
+          <w:sz w:val="24"/>
+          <w:szCs w:val="24"/>
+        </w:rPr>
+        <w:t>possível garantir que o ambiente de desenvolvimento e o servidor em nuvem se comportem de forma idêntica, eliminando problemas de compatibilidade entre máquinas.</w:t>
       </w:r>
     </w:p>
     <w:p>
@@ -2645,11 +2857,19 @@
           <w:sz w:val="24"/>
           <w:szCs w:val="24"/>
         </w:rPr>
-        <w:t xml:space="preserve"> contínuo do sistema ao longo do semestre, com os três serviços funcionando de forma integrada e reproduzível na instância EC2 da AWS.</w:t>
+        <w:t xml:space="preserve"> contínuo do </w:t>
+      </w:r>
+      <w:r>
+        <w:rPr>
+          <w:rFonts w:ascii="Arial" w:eastAsia="Arial" w:hAnsi="Arial" w:cs="Arial"/>
+          <w:sz w:val="24"/>
+          <w:szCs w:val="24"/>
+        </w:rPr>
+        <w:t>sistema ao longo do semestre, com os três serviços funcionando de forma integrada e reproduzível na instância EC2 da AWS.</w:t>
       </w:r>
     </w:p>
     <w:sectPr>
-      <w:footerReference w:type="default" r:id="rId21"/>
+      <w:footerReference w:type="default" r:id="rId22"/>
       <w:pgSz w:w="11906" w:h="16838"/>
       <w:pgMar w:top="1417" w:right="1417" w:bottom="1417" w:left="1417" w:header="708" w:footer="708" w:gutter="0"/>
       <w:cols w:space="720"/>
@@ -2660,7 +2880,7 @@
 </file>
 
 <file path=word/endnotes.xml><?xml version="1.0" encoding="utf-8"?>
-<w:endnotes xmlns:wpc="http://schemas.microsoft.com/office/word/2010/wordprocessingCanvas" xmlns:cx="http://schemas.microsoft.com/office/drawing/2014/chartex" xmlns:cx1="http://schemas.microsoft.com/office/drawing/2015/9/8/chartex" xmlns:cx2="http://schemas.microsoft.com/office/drawing/2015/10/21/chartex" xmlns:cx3="http://schemas.microsoft.com/office/drawing/2016/5/9/chartex" xmlns:cx4="http://schemas.microsoft.com/office/drawing/2016/5/10/chartex" xmlns:cx5="http://schemas.microsoft.com/office/drawing/2016/5/11/chartex" xmlns:cx6="http://schemas.microsoft.com/office/drawing/2016/5/12/chartex" xmlns:cx7="http://schemas.microsoft.com/office/drawing/2016/5/13/chartex" xmlns:cx8="http://schemas.microsoft.com/office/drawing/2016/5/14/chartex" xmlns:mc="http://schemas.openxmlformats.org/markup-compatibility/2006" xmlns:aink="http://schemas.microsoft.com/office/drawing/2016/ink" xmlns:am3d="http://schemas.microsoft.com/office/drawing/2017/model3d" xmlns:o="urn:schemas-microsoft-com:office:office" xmlns:oel="http://schemas.microsoft.com/office/2019/extlst" xmlns:r="http://schemas.openxmlformats.org/officeDocument/2006/relationships" xmlns:m="http://schemas.openxmlformats.org/officeDocument/2006/math" xmlns:v="urn:schemas-microsoft-com:vml" xmlns:wp14="http://schemas.microsoft.com/office/word/2010/wordprocessingDrawing" xmlns:wp="http://schemas.openxmlformats.org/drawingml/2006/wordprocessingDrawing" xmlns:w10="urn:schemas-microsoft-com:office:word" xmlns:w="http://schemas.openxmlformats.org/wordprocessingml/2006/main" xmlns:w14="http://schemas.microsoft.com/office/word/2010/wordml" xmlns:w15="http://schemas.microsoft.com/office/word/2012/wordml" xmlns:w16cex="http://schemas.microsoft.com/office/word/2018/wordml/cex" xmlns:w16cid="http://schemas.microsoft.com/office/word/2016/wordml/cid" xmlns:w16="http://schemas.microsoft.com/office/word/2018/wordml" xmlns:w16du="http://schemas.microsoft.com/office/word/2023/wordml/word16du" xmlns:w16sdtdh="http://schemas.microsoft.com/office/word/2020/wordml/sdtdatahash" xmlns:w16sdtfl="http://schemas.microsoft.com/office/word/2024/wordml/sdtformatlock" xmlns:w16se="http://schemas.microsoft.com/office/word/2015/wordml/symex" xmlns:wpg="http://schemas.microsoft.com/office/word/2010/wordprocessingGroup" xmlns:wpi="http://schemas.microsoft.com/office/word/2010/wordprocessingInk" xmlns:wne="http://schemas.microsoft.com/office/word/2006/wordml" xmlns:wps="http://schemas.microsoft.com/office/word/2010/wordprocessingShape" mc:Ignorable="w14 w15 w16se w16cid w16 w16cex w16sdtdh w16sdtfl w16du wp14">
+<w:endnotes xmlns:wpc="http://schemas.microsoft.com/office/word/2010/wordprocessingCanvas" xmlns:cx="http://schemas.microsoft.com/office/drawing/2014/chartex" xmlns:cx1="http://schemas.microsoft.com/office/drawing/2015/9/8/chartex" xmlns:cx2="http://schemas.microsoft.com/office/drawing/2015/10/21/chartex" xmlns:cx3="http://schemas.microsoft.com/office/drawing/2016/5/9/chartex" xmlns:cx4="http://schemas.microsoft.com/office/drawing/2016/5/10/chartex" xmlns:cx5="http://schemas.microsoft.com/office/drawing/2016/5/11/chartex" xmlns:cx6="http://schemas.microsoft.com/office/drawing/2016/5/12/chartex" xmlns:cx7="http://schemas.microsoft.com/office/drawing/2016/5/13/chartex" xmlns:cx8="http://schemas.microsoft.com/office/drawing/2016/5/14/chartex" xmlns:mc="http://schemas.openxmlformats.org/markup-compatibility/2006" xmlns:aink="http://schemas.microsoft.com/office/drawing/2016/ink" xmlns:am3d="http://schemas.microsoft.com/office/drawing/2017/model3d" xmlns:o="urn:schemas-microsoft-com:office:office" xmlns:r="http://schemas.openxmlformats.org/officeDocument/2006/relationships" xmlns:m="http://schemas.openxmlformats.org/officeDocument/2006/math" xmlns:v="urn:schemas-microsoft-com:vml" xmlns:wp14="http://schemas.microsoft.com/office/word/2010/wordprocessingDrawing" xmlns:wp="http://schemas.openxmlformats.org/drawingml/2006/wordprocessingDrawing" xmlns:w10="urn:schemas-microsoft-com:office:word" xmlns:w="http://schemas.openxmlformats.org/wordprocessingml/2006/main" xmlns:w14="http://schemas.microsoft.com/office/word/2010/wordml" xmlns:w15="http://schemas.microsoft.com/office/word/2012/wordml" xmlns:w16cid="http://schemas.microsoft.com/office/word/2016/wordml/cid" xmlns:w16se="http://schemas.microsoft.com/office/word/2015/wordml/symex" xmlns:wpg="http://schemas.microsoft.com/office/word/2010/wordprocessingGroup" xmlns:wpi="http://schemas.microsoft.com/office/word/2010/wordprocessingInk" xmlns:wne="http://schemas.microsoft.com/office/word/2006/wordml" xmlns:wps="http://schemas.microsoft.com/office/word/2010/wordprocessingShape" mc:Ignorable="w14 w15 w16se w16cid wp14">
   <w:endnote w:type="separator" w:id="-1">
     <w:p>
       <w:r>
@@ -2679,7 +2899,7 @@
 </file>
 
 <file path=word/footer1.xml><?xml version="1.0" encoding="utf-8"?>
-<w:ftr xmlns:wpc="http://schemas.microsoft.com/office/word/2010/wordprocessingCanvas" xmlns:cx="http://schemas.microsoft.com/office/drawing/2014/chartex" xmlns:cx1="http://schemas.microsoft.com/office/drawing/2015/9/8/chartex" xmlns:cx2="http://schemas.microsoft.com/office/drawing/2015/10/21/chartex" xmlns:cx3="http://schemas.microsoft.com/office/drawing/2016/5/9/chartex" xmlns:cx4="http://schemas.microsoft.com/office/drawing/2016/5/10/chartex" xmlns:cx5="http://schemas.microsoft.com/office/drawing/2016/5/11/chartex" xmlns:cx6="http://schemas.microsoft.com/office/drawing/2016/5/12/chartex" xmlns:cx7="http://schemas.microsoft.com/office/drawing/2016/5/13/chartex" xmlns:cx8="http://schemas.microsoft.com/office/drawing/2016/5/14/chartex" xmlns:mc="http://schemas.openxmlformats.org/markup-compatibility/2006" xmlns:aink="http://schemas.microsoft.com/office/drawing/2016/ink" xmlns:am3d="http://schemas.microsoft.com/office/drawing/2017/model3d" xmlns:o="urn:schemas-microsoft-com:office:office" xmlns:oel="http://schemas.microsoft.com/office/2019/extlst" xmlns:r="http://schemas.openxmlformats.org/officeDocument/2006/relationships" xmlns:m="http://schemas.openxmlformats.org/officeDocument/2006/math" xmlns:v="urn:schemas-microsoft-com:vml" xmlns:wp14="http://schemas.microsoft.com/office/word/2010/wordprocessingDrawing" xmlns:wp="http://schemas.openxmlformats.org/drawingml/2006/wordprocessingDrawing" xmlns:w10="urn:schemas-microsoft-com:office:word" xmlns:w="http://schemas.openxmlformats.org/wordprocessingml/2006/main" xmlns:w14="http://schemas.microsoft.com/office/word/2010/wordml" xmlns:w15="http://schemas.microsoft.com/office/word/2012/wordml" xmlns:w16cex="http://schemas.microsoft.com/office/word/2018/wordml/cex" xmlns:w16cid="http://schemas.microsoft.com/office/word/2016/wordml/cid" xmlns:w16="http://schemas.microsoft.com/office/word/2018/wordml" xmlns:w16du="http://schemas.microsoft.com/office/word/2023/wordml/word16du" xmlns:w16sdtdh="http://schemas.microsoft.com/office/word/2020/wordml/sdtdatahash" xmlns:w16sdtfl="http://schemas.microsoft.com/office/word/2024/wordml/sdtformatlock" xmlns:w16se="http://schemas.microsoft.com/office/word/2015/wordml/symex" xmlns:wpg="http://schemas.microsoft.com/office/word/2010/wordprocessingGroup" xmlns:wpi="http://schemas.microsoft.com/office/word/2010/wordprocessingInk" xmlns:wne="http://schemas.microsoft.com/office/word/2006/wordml" xmlns:wps="http://schemas.microsoft.com/office/word/2010/wordprocessingShape" mc:Ignorable="w14 w15 w16se w16cid w16 w16cex w16sdtdh w16sdtfl w16du wp14">
+<w:ftr xmlns:wpc="http://schemas.microsoft.com/office/word/2010/wordprocessingCanvas" xmlns:cx="http://schemas.microsoft.com/office/drawing/2014/chartex" xmlns:cx1="http://schemas.microsoft.com/office/drawing/2015/9/8/chartex" xmlns:cx2="http://schemas.microsoft.com/office/drawing/2015/10/21/chartex" xmlns:cx3="http://schemas.microsoft.com/office/drawing/2016/5/9/chartex" xmlns:cx4="http://schemas.microsoft.com/office/drawing/2016/5/10/chartex" xmlns:cx5="http://schemas.microsoft.com/office/drawing/2016/5/11/chartex" xmlns:cx6="http://schemas.microsoft.com/office/drawing/2016/5/12/chartex" xmlns:cx7="http://schemas.microsoft.com/office/drawing/2016/5/13/chartex" xmlns:cx8="http://schemas.microsoft.com/office/drawing/2016/5/14/chartex" xmlns:mc="http://schemas.openxmlformats.org/markup-compatibility/2006" xmlns:aink="http://schemas.microsoft.com/office/drawing/2016/ink" xmlns:am3d="http://schemas.microsoft.com/office/drawing/2017/model3d" xmlns:o="urn:schemas-microsoft-com:office:office" xmlns:r="http://schemas.openxmlformats.org/officeDocument/2006/relationships" xmlns:m="http://schemas.openxmlformats.org/officeDocument/2006/math" xmlns:v="urn:schemas-microsoft-com:vml" xmlns:wp14="http://schemas.microsoft.com/office/word/2010/wordprocessingDrawing" xmlns:wp="http://schemas.openxmlformats.org/drawingml/2006/wordprocessingDrawing" xmlns:w10="urn:schemas-microsoft-com:office:word" xmlns:w="http://schemas.openxmlformats.org/wordprocessingml/2006/main" xmlns:w14="http://schemas.microsoft.com/office/word/2010/wordml" xmlns:w15="http://schemas.microsoft.com/office/word/2012/wordml" xmlns:w16cid="http://schemas.microsoft.com/office/word/2016/wordml/cid" xmlns:w16se="http://schemas.microsoft.com/office/word/2015/wordml/symex" xmlns:wpg="http://schemas.microsoft.com/office/word/2010/wordprocessingGroup" xmlns:wpi="http://schemas.microsoft.com/office/word/2010/wordprocessingInk" xmlns:wne="http://schemas.microsoft.com/office/word/2006/wordml" xmlns:wps="http://schemas.microsoft.com/office/word/2010/wordprocessingShape" mc:Ignorable="w14 w15 w16se w16cid wp14">
   <w:p>
     <w:pPr>
       <w:jc w:val="right"/>
@@ -2720,7 +2940,7 @@
 </file>
 
 <file path=word/footnotes.xml><?xml version="1.0" encoding="utf-8"?>
-<w:footnotes xmlns:wpc="http://schemas.microsoft.com/office/word/2010/wordprocessingCanvas" xmlns:cx="http://schemas.microsoft.com/office/drawing/2014/chartex" xmlns:cx1="http://schemas.microsoft.com/office/drawing/2015/9/8/chartex" xmlns:cx2="http://schemas.microsoft.com/office/drawing/2015/10/21/chartex" xmlns:cx3="http://schemas.microsoft.com/office/drawing/2016/5/9/chartex" xmlns:cx4="http://schemas.microsoft.com/office/drawing/2016/5/10/chartex" xmlns:cx5="http://schemas.microsoft.com/office/drawing/2016/5/11/chartex" xmlns:cx6="http://schemas.microsoft.com/office/drawing/2016/5/12/chartex" xmlns:cx7="http://schemas.microsoft.com/office/drawing/2016/5/13/chartex" xmlns:cx8="http://schemas.microsoft.com/office/drawing/2016/5/14/chartex" xmlns:mc="http://schemas.openxmlformats.org/markup-compatibility/2006" xmlns:aink="http://schemas.microsoft.com/office/drawing/2016/ink" xmlns:am3d="http://schemas.microsoft.com/office/drawing/2017/model3d" xmlns:o="urn:schemas-microsoft-com:office:office" xmlns:oel="http://schemas.microsoft.com/office/2019/extlst" xmlns:r="http://schemas.openxmlformats.org/officeDocument/2006/relationships" xmlns:m="http://schemas.openxmlformats.org/officeDocument/2006/math" xmlns:v="urn:schemas-microsoft-com:vml" xmlns:wp14="http://schemas.microsoft.com/office/word/2010/wordprocessingDrawing" xmlns:wp="http://schemas.openxmlformats.org/drawingml/2006/wordprocessingDrawing" xmlns:w10="urn:schemas-microsoft-com:office:word" xmlns:w="http://schemas.openxmlformats.org/wordprocessingml/2006/main" xmlns:w14="http://schemas.microsoft.com/office/word/2010/wordml" xmlns:w15="http://schemas.microsoft.com/office/word/2012/wordml" xmlns:w16cex="http://schemas.microsoft.com/office/word/2018/wordml/cex" xmlns:w16cid="http://schemas.microsoft.com/office/word/2016/wordml/cid" xmlns:w16="http://schemas.microsoft.com/office/word/2018/wordml" xmlns:w16du="http://schemas.microsoft.com/office/word/2023/wordml/word16du" xmlns:w16sdtdh="http://schemas.microsoft.com/office/word/2020/wordml/sdtdatahash" xmlns:w16sdtfl="http://schemas.microsoft.com/office/word/2024/wordml/sdtformatlock" xmlns:w16se="http://schemas.microsoft.com/office/word/2015/wordml/symex" xmlns:wpg="http://schemas.microsoft.com/office/word/2010/wordprocessingGroup" xmlns:wpi="http://schemas.microsoft.com/office/word/2010/wordprocessingInk" xmlns:wne="http://schemas.microsoft.com/office/word/2006/wordml" xmlns:wps="http://schemas.microsoft.com/office/word/2010/wordprocessingShape" mc:Ignorable="w14 w15 w16se w16cid w16 w16cex w16sdtdh w16sdtfl w16du wp14">
+<w:footnotes xmlns:wpc="http://schemas.microsoft.com/office/word/2010/wordprocessingCanvas" xmlns:cx="http://schemas.microsoft.com/office/drawing/2014/chartex" xmlns:cx1="http://schemas.microsoft.com/office/drawing/2015/9/8/chartex" xmlns:cx2="http://schemas.microsoft.com/office/drawing/2015/10/21/chartex" xmlns:cx3="http://schemas.microsoft.com/office/drawing/2016/5/9/chartex" xmlns:cx4="http://schemas.microsoft.com/office/drawing/2016/5/10/chartex" xmlns:cx5="http://schemas.microsoft.com/office/drawing/2016/5/11/chartex" xmlns:cx6="http://schemas.microsoft.com/office/drawing/2016/5/12/chartex" xmlns:cx7="http://schemas.microsoft.com/office/drawing/2016/5/13/chartex" xmlns:cx8="http://schemas.microsoft.com/office/drawing/2016/5/14/chartex" xmlns:mc="http://schemas.openxmlformats.org/markup-compatibility/2006" xmlns:aink="http://schemas.microsoft.com/office/drawing/2016/ink" xmlns:am3d="http://schemas.microsoft.com/office/drawing/2017/model3d" xmlns:o="urn:schemas-microsoft-com:office:office" xmlns:r="http://schemas.openxmlformats.org/officeDocument/2006/relationships" xmlns:m="http://schemas.openxmlformats.org/officeDocument/2006/math" xmlns:v="urn:schemas-microsoft-com:vml" xmlns:wp14="http://schemas.microsoft.com/office/word/2010/wordprocessingDrawing" xmlns:wp="http://schemas.openxmlformats.org/drawingml/2006/wordprocessingDrawing" xmlns:w10="urn:schemas-microsoft-com:office:word" xmlns:w="http://schemas.openxmlformats.org/wordprocessingml/2006/main" xmlns:w14="http://schemas.microsoft.com/office/word/2010/wordml" xmlns:w15="http://schemas.microsoft.com/office/word/2012/wordml" xmlns:w16cid="http://schemas.microsoft.com/office/word/2016/wordml/cid" xmlns:w16se="http://schemas.microsoft.com/office/word/2015/wordml/symex" xmlns:wpg="http://schemas.microsoft.com/office/word/2010/wordprocessingGroup" xmlns:wpi="http://schemas.microsoft.com/office/word/2010/wordprocessingInk" xmlns:wne="http://schemas.microsoft.com/office/word/2006/wordml" xmlns:wps="http://schemas.microsoft.com/office/word/2010/wordprocessingShape" mc:Ignorable="w14 w15 w16se w16cid wp14">
   <w:footnote w:type="separator" w:id="-1">
     <w:p>
       <w:r>
@@ -2739,7 +2959,7 @@
 </file>
 
 <file path=word/numbering.xml><?xml version="1.0" encoding="utf-8"?>
-<w:numbering xmlns:wpc="http://schemas.microsoft.com/office/word/2010/wordprocessingCanvas" xmlns:cx="http://schemas.microsoft.com/office/drawing/2014/chartex" xmlns:cx1="http://schemas.microsoft.com/office/drawing/2015/9/8/chartex" xmlns:cx2="http://schemas.microsoft.com/office/drawing/2015/10/21/chartex" xmlns:cx3="http://schemas.microsoft.com/office/drawing/2016/5/9/chartex" xmlns:cx4="http://schemas.microsoft.com/office/drawing/2016/5/10/chartex" xmlns:cx5="http://schemas.microsoft.com/office/drawing/2016/5/11/chartex" xmlns:cx6="http://schemas.microsoft.com/office/drawing/2016/5/12/chartex" xmlns:cx7="http://schemas.microsoft.com/office/drawing/2016/5/13/chartex" xmlns:cx8="http://schemas.microsoft.com/office/drawing/2016/5/14/chartex" xmlns:mc="http://schemas.openxmlformats.org/markup-compatibility/2006" xmlns:aink="http://schemas.microsoft.com/office/drawing/2016/ink" xmlns:am3d="http://schemas.microsoft.com/office/drawing/2017/model3d" xmlns:o="urn:schemas-microsoft-com:office:office" xmlns:oel="http://schemas.microsoft.com/office/2019/extlst" xmlns:r="http://schemas.openxmlformats.org/officeDocument/2006/relationships" xmlns:m="http://schemas.openxmlformats.org/officeDocument/2006/math" xmlns:v="urn:schemas-microsoft-com:vml" xmlns:wp14="http://schemas.microsoft.com/office/word/2010/wordprocessingDrawing" xmlns:wp="http://schemas.openxmlformats.org/drawingml/2006/wordprocessingDrawing" xmlns:w10="urn:schemas-microsoft-com:office:word" xmlns:w="http://schemas.openxmlformats.org/wordprocessingml/2006/main" xmlns:w14="http://schemas.microsoft.com/office/word/2010/wordml" xmlns:w15="http://schemas.microsoft.com/office/word/2012/wordml" xmlns:w16cex="http://schemas.microsoft.com/office/word/2018/wordml/cex" xmlns:w16cid="http://schemas.microsoft.com/office/word/2016/wordml/cid" xmlns:w16="http://schemas.microsoft.com/office/word/2018/wordml" xmlns:w16du="http://schemas.microsoft.com/office/word/2023/wordml/word16du" xmlns:w16sdtdh="http://schemas.microsoft.com/office/word/2020/wordml/sdtdatahash" xmlns:w16sdtfl="http://schemas.microsoft.com/office/word/2024/wordml/sdtformatlock" xmlns:w16se="http://schemas.microsoft.com/office/word/2015/wordml/symex" xmlns:wpg="http://schemas.microsoft.com/office/word/2010/wordprocessingGroup" xmlns:wpi="http://schemas.microsoft.com/office/word/2010/wordprocessingInk" xmlns:wne="http://schemas.microsoft.com/office/word/2006/wordml" xmlns:wps="http://schemas.microsoft.com/office/word/2010/wordprocessingShape" mc:Ignorable="w14 w15 w16se w16cid w16 w16cex w16sdtdh w16sdtfl w16du wp14">
+<w:numbering xmlns:wpc="http://schemas.microsoft.com/office/word/2010/wordprocessingCanvas" xmlns:cx="http://schemas.microsoft.com/office/drawing/2014/chartex" xmlns:cx1="http://schemas.microsoft.com/office/drawing/2015/9/8/chartex" xmlns:cx2="http://schemas.microsoft.com/office/drawing/2015/10/21/chartex" xmlns:cx3="http://schemas.microsoft.com/office/drawing/2016/5/9/chartex" xmlns:cx4="http://schemas.microsoft.com/office/drawing/2016/5/10/chartex" xmlns:cx5="http://schemas.microsoft.com/office/drawing/2016/5/11/chartex" xmlns:cx6="http://schemas.microsoft.com/office/drawing/2016/5/12/chartex" xmlns:cx7="http://schemas.microsoft.com/office/drawing/2016/5/13/chartex" xmlns:cx8="http://schemas.microsoft.com/office/drawing/2016/5/14/chartex" xmlns:mc="http://schemas.openxmlformats.org/markup-compatibility/2006" xmlns:aink="http://schemas.microsoft.com/office/drawing/2016/ink" xmlns:am3d="http://schemas.microsoft.com/office/drawing/2017/model3d" xmlns:o="urn:schemas-microsoft-com:office:office" xmlns:r="http://schemas.openxmlformats.org/officeDocument/2006/relationships" xmlns:m="http://schemas.openxmlformats.org/officeDocument/2006/math" xmlns:v="urn:schemas-microsoft-com:vml" xmlns:wp14="http://schemas.microsoft.com/office/word/2010/wordprocessingDrawing" xmlns:wp="http://schemas.openxmlformats.org/drawingml/2006/wordprocessingDrawing" xmlns:w10="urn:schemas-microsoft-com:office:word" xmlns:w="http://schemas.openxmlformats.org/wordprocessingml/2006/main" xmlns:w14="http://schemas.microsoft.com/office/word/2010/wordml" xmlns:w15="http://schemas.microsoft.com/office/word/2012/wordml" xmlns:w16cid="http://schemas.microsoft.com/office/word/2016/wordml/cid" xmlns:w16se="http://schemas.microsoft.com/office/word/2015/wordml/symex" xmlns:wpg="http://schemas.microsoft.com/office/word/2010/wordprocessingGroup" xmlns:wpi="http://schemas.microsoft.com/office/word/2010/wordprocessingInk" xmlns:wne="http://schemas.microsoft.com/office/word/2006/wordml" xmlns:wps="http://schemas.microsoft.com/office/word/2010/wordprocessingShape" mc:Ignorable="w14 w15 w16se w16cid wp14">
   <w:abstractNum w:abstractNumId="0" w15:restartNumberingAfterBreak="0">
     <w:nsid w:val="44164060"/>
     <w:multiLevelType w:val="hybridMultilevel"/>
@@ -2880,13 +3100,13 @@
       <w:lvlJc w:val="left"/>
     </w:lvl>
   </w:abstractNum>
-  <w:num w:numId="1" w16cid:durableId="721636904">
+  <w:num w:numId="1">
     <w:abstractNumId w:val="0"/>
     <w:lvlOverride w:ilvl="0">
       <w:startOverride w:val="1"/>
     </w:lvlOverride>
   </w:num>
-  <w:num w:numId="2" w16cid:durableId="1759130076">
+  <w:num w:numId="2">
     <w:abstractNumId w:val="1"/>
     <w:lvlOverride w:ilvl="0">
       <w:startOverride w:val="1"/>
@@ -2896,7 +3116,7 @@
 </file>
 
 <file path=word/styles.xml><?xml version="1.0" encoding="utf-8"?>
-<w:styles xmlns:mc="http://schemas.openxmlformats.org/markup-compatibility/2006" xmlns:r="http://schemas.openxmlformats.org/officeDocument/2006/relationships" xmlns:w="http://schemas.openxmlformats.org/wordprocessingml/2006/main" xmlns:w14="http://schemas.microsoft.com/office/word/2010/wordml" xmlns:w15="http://schemas.microsoft.com/office/word/2012/wordml" xmlns:w16cex="http://schemas.microsoft.com/office/word/2018/wordml/cex" xmlns:w16cid="http://schemas.microsoft.com/office/word/2016/wordml/cid" xmlns:w16="http://schemas.microsoft.com/office/word/2018/wordml" xmlns:w16du="http://schemas.microsoft.com/office/word/2023/wordml/word16du" xmlns:w16sdtdh="http://schemas.microsoft.com/office/word/2020/wordml/sdtdatahash" xmlns:w16sdtfl="http://schemas.microsoft.com/office/word/2024/wordml/sdtformatlock" xmlns:w16se="http://schemas.microsoft.com/office/word/2015/wordml/symex" mc:Ignorable="w14 w15 w16se w16cid w16 w16cex w16sdtdh w16sdtfl w16du">
+<w:styles xmlns:mc="http://schemas.openxmlformats.org/markup-compatibility/2006" xmlns:r="http://schemas.openxmlformats.org/officeDocument/2006/relationships" xmlns:w="http://schemas.openxmlformats.org/wordprocessingml/2006/main" xmlns:w14="http://schemas.microsoft.com/office/word/2010/wordml" xmlns:w15="http://schemas.microsoft.com/office/word/2012/wordml" xmlns:w16cid="http://schemas.microsoft.com/office/word/2016/wordml/cid" xmlns:w16se="http://schemas.microsoft.com/office/word/2015/wordml/symex" mc:Ignorable="w14 w15 w16se w16cid">
   <w:docDefaults>
     <w:rPrDefault>
       <w:rPr>
@@ -2906,7 +3126,7 @@
     </w:rPrDefault>
     <w:pPrDefault/>
   </w:docDefaults>
-  <w:latentStyles w:defLockedState="0" w:defUIPriority="99" w:defSemiHidden="0" w:defUnhideWhenUsed="0" w:defQFormat="0" w:count="376">
+  <w:latentStyles w:defLockedState="0" w:defUIPriority="99" w:defSemiHidden="0" w:defUnhideWhenUsed="0" w:defQFormat="0" w:count="375">
     <w:lsdException w:name="Normal" w:uiPriority="0" w:qFormat="1"/>
     <w:lsdException w:name="heading 1" w:uiPriority="9" w:qFormat="1"/>
     <w:lsdException w:name="heading 2" w:semiHidden="1" w:uiPriority="9" w:unhideWhenUsed="1" w:qFormat="1"/>
@@ -3282,13 +3502,12 @@
     <w:lsdException w:name="Smart Hyperlink" w:semiHidden="1" w:unhideWhenUsed="1"/>
     <w:lsdException w:name="Hashtag" w:semiHidden="1" w:unhideWhenUsed="1"/>
     <w:lsdException w:name="Unresolved Mention" w:semiHidden="1" w:unhideWhenUsed="1"/>
-    <w:lsdException w:name="Smart Link" w:semiHidden="1" w:unhideWhenUsed="1"/>
   </w:latentStyles>
   <w:style w:type="paragraph" w:default="1" w:styleId="Normal">
     <w:name w:val="Normal"/>
     <w:qFormat/>
   </w:style>
-  <w:style w:type="paragraph" w:styleId="Heading1">
+  <w:style w:type="paragraph" w:styleId="Ttulo1">
     <w:name w:val="heading 1"/>
     <w:uiPriority w:val="9"/>
     <w:qFormat/>
@@ -3301,7 +3520,7 @@
       <w:szCs w:val="32"/>
     </w:rPr>
   </w:style>
-  <w:style w:type="paragraph" w:styleId="Heading2">
+  <w:style w:type="paragraph" w:styleId="Ttulo2">
     <w:name w:val="heading 2"/>
     <w:uiPriority w:val="9"/>
     <w:semiHidden/>
@@ -3316,7 +3535,7 @@
       <w:szCs w:val="26"/>
     </w:rPr>
   </w:style>
-  <w:style w:type="paragraph" w:styleId="Heading3">
+  <w:style w:type="paragraph" w:styleId="Ttulo3">
     <w:name w:val="heading 3"/>
     <w:uiPriority w:val="9"/>
     <w:semiHidden/>
@@ -3331,7 +3550,7 @@
       <w:szCs w:val="24"/>
     </w:rPr>
   </w:style>
-  <w:style w:type="paragraph" w:styleId="Heading4">
+  <w:style w:type="paragraph" w:styleId="Ttulo4">
     <w:name w:val="heading 4"/>
     <w:uiPriority w:val="9"/>
     <w:semiHidden/>
@@ -3346,7 +3565,7 @@
       <w:color w:val="2E74B5"/>
     </w:rPr>
   </w:style>
-  <w:style w:type="paragraph" w:styleId="Heading5">
+  <w:style w:type="paragraph" w:styleId="Ttulo5">
     <w:name w:val="heading 5"/>
     <w:uiPriority w:val="9"/>
     <w:semiHidden/>
@@ -3359,7 +3578,7 @@
       <w:color w:val="2E74B5"/>
     </w:rPr>
   </w:style>
-  <w:style w:type="paragraph" w:styleId="Heading6">
+  <w:style w:type="paragraph" w:styleId="Ttulo6">
     <w:name w:val="heading 6"/>
     <w:uiPriority w:val="9"/>
     <w:semiHidden/>
@@ -3372,13 +3591,13 @@
       <w:color w:val="1F4D78"/>
     </w:rPr>
   </w:style>
-  <w:style w:type="character" w:default="1" w:styleId="DefaultParagraphFont">
+  <w:style w:type="character" w:default="1" w:styleId="Fontepargpadro">
     <w:name w:val="Default Paragraph Font"/>
     <w:uiPriority w:val="1"/>
     <w:semiHidden/>
     <w:unhideWhenUsed/>
   </w:style>
-  <w:style w:type="table" w:default="1" w:styleId="TableNormal">
+  <w:style w:type="table" w:default="1" w:styleId="Tabelanormal">
     <w:name w:val="Normal Table"/>
     <w:uiPriority w:val="99"/>
     <w:semiHidden/>
@@ -3393,13 +3612,13 @@
       </w:tblCellMar>
     </w:tblPr>
   </w:style>
-  <w:style w:type="numbering" w:default="1" w:styleId="NoList">
+  <w:style w:type="numbering" w:default="1" w:styleId="Semlista">
     <w:name w:val="No List"/>
     <w:uiPriority w:val="99"/>
     <w:semiHidden/>
     <w:unhideWhenUsed/>
   </w:style>
-  <w:style w:type="paragraph" w:styleId="Title">
+  <w:style w:type="paragraph" w:styleId="Ttulo">
     <w:name w:val="Title"/>
     <w:uiPriority w:val="10"/>
     <w:qFormat/>
@@ -3416,7 +3635,7 @@
       <w:bCs/>
     </w:rPr>
   </w:style>
-  <w:style w:type="paragraph" w:styleId="ListParagraph">
+  <w:style w:type="paragraph" w:styleId="PargrafodaLista">
     <w:name w:val="List Paragraph"/>
     <w:qFormat/>
   </w:style>
@@ -3429,7 +3648,7 @@
       <w:u w:val="single"/>
     </w:rPr>
   </w:style>
-  <w:style w:type="character" w:styleId="FootnoteReference">
+  <w:style w:type="character" w:styleId="Refdenotaderodap">
     <w:name w:val="footnote reference"/>
     <w:uiPriority w:val="99"/>
     <w:semiHidden/>
@@ -3438,16 +3657,16 @@
       <w:vertAlign w:val="superscript"/>
     </w:rPr>
   </w:style>
-  <w:style w:type="paragraph" w:styleId="FootnoteText">
+  <w:style w:type="paragraph" w:styleId="Textodenotaderodap">
     <w:name w:val="footnote text"/>
-    <w:link w:val="FootnoteTextChar"/>
+    <w:link w:val="TextodenotaderodapChar"/>
     <w:uiPriority w:val="99"/>
     <w:semiHidden/>
     <w:unhideWhenUsed/>
   </w:style>
-  <w:style w:type="character" w:customStyle="1" w:styleId="FootnoteTextChar">
-    <w:name w:val="Footnote Text Char"/>
-    <w:link w:val="FootnoteText"/>
+  <w:style w:type="character" w:customStyle="1" w:styleId="TextodenotaderodapChar">
+    <w:name w:val="Texto de nota de rodapé Char"/>
+    <w:link w:val="Textodenotaderodap"/>
     <w:uiPriority w:val="99"/>
     <w:semiHidden/>
     <w:unhideWhenUsed/>
@@ -3456,7 +3675,7 @@
       <w:szCs w:val="20"/>
     </w:rPr>
   </w:style>
-  <w:style w:type="character" w:styleId="EndnoteReference">
+  <w:style w:type="character" w:styleId="Refdenotadefim">
     <w:name w:val="endnote reference"/>
     <w:uiPriority w:val="99"/>
     <w:semiHidden/>
@@ -3465,16 +3684,16 @@
       <w:vertAlign w:val="superscript"/>
     </w:rPr>
   </w:style>
-  <w:style w:type="paragraph" w:styleId="EndnoteText">
+  <w:style w:type="paragraph" w:styleId="Textodenotadefim">
     <w:name w:val="endnote text"/>
-    <w:link w:val="EndnoteTextChar"/>
+    <w:link w:val="TextodenotadefimChar"/>
     <w:uiPriority w:val="99"/>
     <w:semiHidden/>
     <w:unhideWhenUsed/>
   </w:style>
-  <w:style w:type="character" w:customStyle="1" w:styleId="EndnoteTextChar">
-    <w:name w:val="Endnote Text Char"/>
-    <w:link w:val="EndnoteText"/>
+  <w:style w:type="character" w:customStyle="1" w:styleId="TextodenotadefimChar">
+    <w:name w:val="Texto de nota de fim Char"/>
+    <w:link w:val="Textodenotadefim"/>
     <w:uiPriority w:val="99"/>
     <w:semiHidden/>
     <w:unhideWhenUsed/>
